--- a/shinmok1/pack/text/H1TEXT26-L4_SET.docx
+++ b/shinmok1/pack/text/H1TEXT26-L4_SET.docx
@@ -976,7 +976,7 @@
           <w:sz w:val="17"/>
           <w:u w:val="none"/>
         </w:rPr>
-        <w:t>the algae / yield / eventually / high-quality biofuel / is / that / renewable / emit / and / very / much</w:t>
+        <w:t>yield / the algae / emit / high-quality biofuel / that / eventually / renewable / is / and / very / much</w:t>
       </w:r>
     </w:p>
     <w:p>
@@ -1527,7 +1527,7 @@
           <w:sz w:val="17"/>
           <w:u w:val="none"/>
         </w:rPr>
-        <w:t>climb / release / thrive / shrink</w:t>
+        <w:t>release / thrive / climb / shrink</w:t>
       </w:r>
     </w:p>
     <w:p>
